--- a/Documentation/03-Project_Objective_Data_Timeline.docx
+++ b/Documentation/03-Project_Objective_Data_Timeline.docx
@@ -130,7 +130,6 @@
           <w:szCs w:val="18"/>
         </w:rPr>
       </w:pPr>
-      <w:proofErr w:type="spellStart"/>
       <w:r>
         <w:rPr>
           <w:b/>
@@ -150,7 +149,6 @@
         </w:rPr>
         <w:t>polygon.geojson</w:t>
       </w:r>
-      <w:proofErr w:type="spellEnd"/>
       <w:proofErr w:type="gramEnd"/>
       <w:r>
         <w:rPr>
@@ -171,6 +169,9 @@
     </w:p>
     <w:p>
       <w:pPr>
+        <w:tabs>
+          <w:tab w:val="left" w:pos="2610"/>
+        </w:tabs>
         <w:rPr>
           <w:sz w:val="18"/>
           <w:szCs w:val="18"/>
@@ -182,7 +183,7 @@
           <w:szCs w:val="18"/>
         </w:rPr>
         <w:pict w14:anchorId="51762BD3">
-          <v:rect id="_x0000_i1037" style="width:0;height:1.5pt" o:hralign="center" o:hrstd="t" o:hr="t" fillcolor="#a0a0a0" stroked="f"/>
+          <v:rect id="_x0000_i1025" style="width:0;height:1.5pt" o:hralign="center" o:hrstd="t" o:hr="t" fillcolor="#a0a0a0" stroked="f"/>
         </w:pict>
       </w:r>
     </w:p>
@@ -191,16 +192,12 @@
         <w:rPr>
           <w:b/>
           <w:bCs/>
-          <w:sz w:val="18"/>
-          <w:szCs w:val="18"/>
         </w:rPr>
       </w:pPr>
       <w:r>
         <w:rPr>
           <w:b/>
           <w:bCs/>
-          <w:sz w:val="18"/>
-          <w:szCs w:val="18"/>
         </w:rPr>
         <w:t>Timeline Tasks Table</w:t>
       </w:r>
@@ -209,13 +206,16 @@
       <w:tblPr>
         <w:tblStyle w:val="GridTable5Dark"/>
         <w:tblW w:w="0" w:type="auto"/>
+        <w:tblInd w:w="-113" w:type="dxa"/>
+        <w:tblLayout w:type="fixed"/>
         <w:tblLook w:val="06A0" w:firstRow="1" w:lastRow="0" w:firstColumn="1" w:lastColumn="0" w:noHBand="1" w:noVBand="1"/>
       </w:tblPr>
       <w:tblGrid>
-        <w:gridCol w:w="1067"/>
-        <w:gridCol w:w="2797"/>
-        <w:gridCol w:w="2839"/>
-        <w:gridCol w:w="2647"/>
+        <w:gridCol w:w="876"/>
+        <w:gridCol w:w="2331"/>
+        <w:gridCol w:w="2322"/>
+        <w:gridCol w:w="2225"/>
+        <w:gridCol w:w="2861"/>
       </w:tblGrid>
       <w:tr>
         <w:trPr>
@@ -224,7 +224,142 @@
         <w:tc>
           <w:tcPr>
             <w:cnfStyle w:val="001000000000" w:firstRow="0" w:lastRow="0" w:firstColumn="1" w:lastColumn="0" w:oddVBand="0" w:evenVBand="0" w:oddHBand="0" w:evenHBand="0" w:firstRowFirstColumn="0" w:firstRowLastColumn="0" w:lastRowFirstColumn="0" w:lastRowLastColumn="0"/>
-            <w:tcW w:w="0" w:type="auto"/>
+            <w:tcW w:w="876" w:type="dxa"/>
+            <w:vAlign w:val="center"/>
+            <w:hideMark/>
+          </w:tcPr>
+          <w:p>
+            <w:pPr>
+              <w:jc w:val="center"/>
+              <w:rPr>
+                <w:sz w:val="16"/>
+                <w:szCs w:val="16"/>
+              </w:rPr>
+            </w:pPr>
+            <w:r>
+              <w:rPr>
+                <w:sz w:val="16"/>
+                <w:szCs w:val="16"/>
+              </w:rPr>
+              <w:t>Timeline</w:t>
+            </w:r>
+          </w:p>
+        </w:tc>
+        <w:tc>
+          <w:tcPr>
+            <w:tcW w:w="2331" w:type="dxa"/>
+            <w:vAlign w:val="center"/>
+            <w:hideMark/>
+          </w:tcPr>
+          <w:p>
+            <w:pPr>
+              <w:jc w:val="center"/>
+              <w:cnfStyle w:val="100000000000" w:firstRow="1" w:lastRow="0" w:firstColumn="0" w:lastColumn="0" w:oddVBand="0" w:evenVBand="0" w:oddHBand="0" w:evenHBand="0" w:firstRowFirstColumn="0" w:firstRowLastColumn="0" w:lastRowFirstColumn="0" w:lastRowLastColumn="0"/>
+              <w:rPr>
+                <w:sz w:val="16"/>
+                <w:szCs w:val="16"/>
+              </w:rPr>
+            </w:pPr>
+            <w:r>
+              <w:rPr>
+                <w:sz w:val="16"/>
+                <w:szCs w:val="16"/>
+              </w:rPr>
+              <w:t>Task</w:t>
+            </w:r>
+          </w:p>
+        </w:tc>
+        <w:tc>
+          <w:tcPr>
+            <w:tcW w:w="2322" w:type="dxa"/>
+            <w:vAlign w:val="center"/>
+            <w:hideMark/>
+          </w:tcPr>
+          <w:p>
+            <w:pPr>
+              <w:jc w:val="center"/>
+              <w:cnfStyle w:val="100000000000" w:firstRow="1" w:lastRow="0" w:firstColumn="0" w:lastColumn="0" w:oddVBand="0" w:evenVBand="0" w:oddHBand="0" w:evenHBand="0" w:firstRowFirstColumn="0" w:firstRowLastColumn="0" w:lastRowFirstColumn="0" w:lastRowLastColumn="0"/>
+              <w:rPr>
+                <w:sz w:val="16"/>
+                <w:szCs w:val="16"/>
+              </w:rPr>
+            </w:pPr>
+            <w:r>
+              <w:rPr>
+                <w:sz w:val="16"/>
+                <w:szCs w:val="16"/>
+              </w:rPr>
+              <w:t>Objective</w:t>
+            </w:r>
+          </w:p>
+        </w:tc>
+        <w:tc>
+          <w:tcPr>
+            <w:tcW w:w="2225" w:type="dxa"/>
+            <w:vAlign w:val="center"/>
+            <w:hideMark/>
+          </w:tcPr>
+          <w:p>
+            <w:pPr>
+              <w:jc w:val="center"/>
+              <w:cnfStyle w:val="100000000000" w:firstRow="1" w:lastRow="0" w:firstColumn="0" w:lastColumn="0" w:oddVBand="0" w:evenVBand="0" w:oddHBand="0" w:evenHBand="0" w:firstRowFirstColumn="0" w:firstRowLastColumn="0" w:lastRowFirstColumn="0" w:lastRowLastColumn="0"/>
+              <w:rPr>
+                <w:sz w:val="16"/>
+                <w:szCs w:val="16"/>
+              </w:rPr>
+            </w:pPr>
+            <w:r>
+              <w:rPr>
+                <w:sz w:val="16"/>
+                <w:szCs w:val="16"/>
+              </w:rPr>
+              <w:t>Data</w:t>
+            </w:r>
+            <w:r>
+              <w:rPr>
+                <w:sz w:val="16"/>
+                <w:szCs w:val="16"/>
+              </w:rPr>
+              <w:t xml:space="preserve"> </w:t>
+            </w:r>
+            <w:r>
+              <w:rPr>
+                <w:sz w:val="16"/>
+                <w:szCs w:val="16"/>
+              </w:rPr>
+              <w:t>Used</w:t>
+            </w:r>
+          </w:p>
+        </w:tc>
+        <w:tc>
+          <w:tcPr>
+            <w:tcW w:w="2861" w:type="dxa"/>
+            <w:vAlign w:val="center"/>
+          </w:tcPr>
+          <w:p>
+            <w:pPr>
+              <w:jc w:val="center"/>
+              <w:cnfStyle w:val="100000000000" w:firstRow="1" w:lastRow="0" w:firstColumn="0" w:lastColumn="0" w:oddVBand="0" w:evenVBand="0" w:oddHBand="0" w:evenHBand="0" w:firstRowFirstColumn="0" w:firstRowLastColumn="0" w:lastRowFirstColumn="0" w:lastRowLastColumn="0"/>
+              <w:rPr>
+                <w:sz w:val="16"/>
+                <w:szCs w:val="16"/>
+              </w:rPr>
+            </w:pPr>
+            <w:r>
+              <w:rPr>
+                <w:sz w:val="16"/>
+                <w:szCs w:val="16"/>
+              </w:rPr>
+              <w:t>Completed Data</w:t>
+            </w:r>
+          </w:p>
+        </w:tc>
+      </w:tr>
+      <w:tr>
+        <w:tc>
+          <w:tcPr>
+            <w:cnfStyle w:val="001000000000" w:firstRow="0" w:lastRow="0" w:firstColumn="1" w:lastColumn="0" w:oddVBand="0" w:evenVBand="0" w:oddHBand="0" w:evenHBand="0" w:firstRowFirstColumn="0" w:firstRowLastColumn="0" w:lastRowFirstColumn="0" w:lastRowLastColumn="0"/>
+            <w:tcW w:w="876" w:type="dxa"/>
             <w:vAlign w:val="center"/>
             <w:hideMark/>
           </w:tcPr>
@@ -233,22 +368,23 @@
               <w:spacing w:after="160" w:line="278" w:lineRule="auto"/>
               <w:jc w:val="center"/>
               <w:rPr>
-                <w:sz w:val="18"/>
-                <w:szCs w:val="18"/>
+                <w:sz w:val="16"/>
+                <w:szCs w:val="16"/>
               </w:rPr>
             </w:pPr>
             <w:r>
               <w:rPr>
-                <w:sz w:val="18"/>
-                <w:szCs w:val="18"/>
-              </w:rPr>
-              <w:t>Timeline</w:t>
+                <w:sz w:val="16"/>
+                <w:szCs w:val="16"/>
+              </w:rPr>
+              <w:t>April Week 1</w:t>
             </w:r>
           </w:p>
         </w:tc>
         <w:tc>
           <w:tcPr>
-            <w:tcW w:w="0" w:type="auto"/>
+            <w:tcW w:w="2331" w:type="dxa"/>
+            <w:shd w:val="clear" w:color="auto" w:fill="C1F0C7" w:themeFill="accent3" w:themeFillTint="33"/>
             <w:vAlign w:val="center"/>
             <w:hideMark/>
           </w:tcPr>
@@ -256,24 +392,41 @@
             <w:pPr>
               <w:spacing w:after="160" w:line="278" w:lineRule="auto"/>
               <w:jc w:val="center"/>
-              <w:cnfStyle w:val="100000000000" w:firstRow="1" w:lastRow="0" w:firstColumn="0" w:lastColumn="0" w:oddVBand="0" w:evenVBand="0" w:oddHBand="0" w:evenHBand="0" w:firstRowFirstColumn="0" w:firstRowLastColumn="0" w:lastRowFirstColumn="0" w:lastRowLastColumn="0"/>
-              <w:rPr>
-                <w:sz w:val="18"/>
-                <w:szCs w:val="18"/>
+              <w:cnfStyle w:val="000000000000" w:firstRow="0" w:lastRow="0" w:firstColumn="0" w:lastColumn="0" w:oddVBand="0" w:evenVBand="0" w:oddHBand="0" w:evenHBand="0" w:firstRowFirstColumn="0" w:firstRowLastColumn="0" w:lastRowFirstColumn="0" w:lastRowLastColumn="0"/>
+              <w:rPr>
+                <w:sz w:val="16"/>
+                <w:szCs w:val="16"/>
               </w:rPr>
             </w:pPr>
             <w:r>
               <w:rPr>
-                <w:sz w:val="18"/>
-                <w:szCs w:val="18"/>
-              </w:rPr>
-              <w:t>Task</w:t>
+                <w:sz w:val="16"/>
+                <w:szCs w:val="16"/>
+              </w:rPr>
+              <w:t>- Define project objectives, scope, and research questions</w:t>
+            </w:r>
+            <w:r>
+              <w:rPr>
+                <w:sz w:val="16"/>
+                <w:szCs w:val="16"/>
+              </w:rPr>
+              <w:br/>
+              <w:t>- Inventory available datasets</w:t>
+            </w:r>
+            <w:r>
+              <w:rPr>
+                <w:sz w:val="16"/>
+                <w:szCs w:val="16"/>
+              </w:rPr>
+              <w:br/>
+              <w:t>- Set up project repository and tools</w:t>
             </w:r>
           </w:p>
         </w:tc>
         <w:tc>
           <w:tcPr>
-            <w:tcW w:w="0" w:type="auto"/>
+            <w:tcW w:w="2322" w:type="dxa"/>
+            <w:shd w:val="clear" w:color="auto" w:fill="C1F0C7" w:themeFill="accent3" w:themeFillTint="33"/>
             <w:vAlign w:val="center"/>
             <w:hideMark/>
           </w:tcPr>
@@ -281,24 +434,25 @@
             <w:pPr>
               <w:spacing w:after="160" w:line="278" w:lineRule="auto"/>
               <w:jc w:val="center"/>
-              <w:cnfStyle w:val="100000000000" w:firstRow="1" w:lastRow="0" w:firstColumn="0" w:lastColumn="0" w:oddVBand="0" w:evenVBand="0" w:oddHBand="0" w:evenHBand="0" w:firstRowFirstColumn="0" w:firstRowLastColumn="0" w:lastRowFirstColumn="0" w:lastRowLastColumn="0"/>
-              <w:rPr>
-                <w:sz w:val="18"/>
-                <w:szCs w:val="18"/>
+              <w:cnfStyle w:val="000000000000" w:firstRow="0" w:lastRow="0" w:firstColumn="0" w:lastColumn="0" w:oddVBand="0" w:evenVBand="0" w:oddHBand="0" w:evenHBand="0" w:firstRowFirstColumn="0" w:firstRowLastColumn="0" w:lastRowFirstColumn="0" w:lastRowLastColumn="0"/>
+              <w:rPr>
+                <w:sz w:val="16"/>
+                <w:szCs w:val="16"/>
               </w:rPr>
             </w:pPr>
             <w:r>
               <w:rPr>
-                <w:sz w:val="18"/>
-                <w:szCs w:val="18"/>
-              </w:rPr>
-              <w:t>Objective</w:t>
+                <w:sz w:val="16"/>
+                <w:szCs w:val="16"/>
+              </w:rPr>
+              <w:t>Establish a clear plan and understanding of the project scope; prepare the foundation for data analysis</w:t>
             </w:r>
           </w:p>
         </w:tc>
         <w:tc>
           <w:tcPr>
-            <w:tcW w:w="0" w:type="auto"/>
+            <w:tcW w:w="2225" w:type="dxa"/>
+            <w:shd w:val="clear" w:color="auto" w:fill="C1F0C7" w:themeFill="accent3" w:themeFillTint="33"/>
             <w:vAlign w:val="center"/>
             <w:hideMark/>
           </w:tcPr>
@@ -306,18 +460,106 @@
             <w:pPr>
               <w:spacing w:after="160" w:line="278" w:lineRule="auto"/>
               <w:jc w:val="center"/>
-              <w:cnfStyle w:val="100000000000" w:firstRow="1" w:lastRow="0" w:firstColumn="0" w:lastColumn="0" w:oddVBand="0" w:evenVBand="0" w:oddHBand="0" w:evenHBand="0" w:firstRowFirstColumn="0" w:firstRowLastColumn="0" w:lastRowFirstColumn="0" w:lastRowLastColumn="0"/>
-              <w:rPr>
-                <w:sz w:val="18"/>
-                <w:szCs w:val="18"/>
+              <w:cnfStyle w:val="000000000000" w:firstRow="0" w:lastRow="0" w:firstColumn="0" w:lastColumn="0" w:oddVBand="0" w:evenVBand="0" w:oddHBand="0" w:evenHBand="0" w:firstRowFirstColumn="0" w:firstRowLastColumn="0" w:lastRowFirstColumn="0" w:lastRowLastColumn="0"/>
+              <w:rPr>
+                <w:sz w:val="16"/>
+                <w:szCs w:val="16"/>
               </w:rPr>
             </w:pPr>
             <w:r>
               <w:rPr>
-                <w:sz w:val="18"/>
-                <w:szCs w:val="18"/>
-              </w:rPr>
-              <w:t>Data/Resources Used</w:t>
+                <w:sz w:val="16"/>
+                <w:szCs w:val="16"/>
+              </w:rPr>
+              <w:t>Project documentation, meeting notes, NYC_AQ.csv, NYC_PM*.csv, nyc_</w:t>
+            </w:r>
+            <w:proofErr w:type="gramStart"/>
+            <w:r>
+              <w:rPr>
+                <w:sz w:val="16"/>
+                <w:szCs w:val="16"/>
+              </w:rPr>
+              <w:t>polygon.geojson</w:t>
+            </w:r>
+            <w:proofErr w:type="gramEnd"/>
+          </w:p>
+        </w:tc>
+        <w:tc>
+          <w:tcPr>
+            <w:tcW w:w="2861" w:type="dxa"/>
+            <w:shd w:val="clear" w:color="auto" w:fill="C1F0C7" w:themeFill="accent3" w:themeFillTint="33"/>
+            <w:vAlign w:val="center"/>
+          </w:tcPr>
+          <w:p>
+            <w:pPr>
+              <w:jc w:val="center"/>
+              <w:cnfStyle w:val="000000000000" w:firstRow="0" w:lastRow="0" w:firstColumn="0" w:lastColumn="0" w:oddVBand="0" w:evenVBand="0" w:oddHBand="0" w:evenHBand="0" w:firstRowFirstColumn="0" w:firstRowLastColumn="0" w:lastRowFirstColumn="0" w:lastRowLastColumn="0"/>
+              <w:rPr>
+                <w:sz w:val="16"/>
+                <w:szCs w:val="16"/>
+              </w:rPr>
+            </w:pPr>
+            <w:r>
+              <w:rPr>
+                <w:sz w:val="16"/>
+                <w:szCs w:val="16"/>
+              </w:rPr>
+              <w:t>01-About_The_Selected_Topic</w:t>
+            </w:r>
+            <w:r>
+              <w:rPr>
+                <w:sz w:val="16"/>
+                <w:szCs w:val="16"/>
+              </w:rPr>
+              <w:t>*</w:t>
+            </w:r>
+          </w:p>
+          <w:p>
+            <w:pPr>
+              <w:jc w:val="center"/>
+              <w:cnfStyle w:val="000000000000" w:firstRow="0" w:lastRow="0" w:firstColumn="0" w:lastColumn="0" w:oddVBand="0" w:evenVBand="0" w:oddHBand="0" w:evenHBand="0" w:firstRowFirstColumn="0" w:firstRowLastColumn="0" w:lastRowFirstColumn="0" w:lastRowLastColumn="0"/>
+              <w:rPr>
+                <w:sz w:val="16"/>
+                <w:szCs w:val="16"/>
+              </w:rPr>
+            </w:pPr>
+            <w:r>
+              <w:rPr>
+                <w:sz w:val="16"/>
+                <w:szCs w:val="16"/>
+              </w:rPr>
+              <w:t>02-Why_NYC_As_Input_data</w:t>
+            </w:r>
+            <w:r>
+              <w:rPr>
+                <w:sz w:val="16"/>
+                <w:szCs w:val="16"/>
+              </w:rPr>
+              <w:t>*</w:t>
+            </w:r>
+          </w:p>
+          <w:p>
+            <w:pPr>
+              <w:jc w:val="center"/>
+              <w:cnfStyle w:val="000000000000" w:firstRow="0" w:lastRow="0" w:firstColumn="0" w:lastColumn="0" w:oddVBand="0" w:evenVBand="0" w:oddHBand="0" w:evenHBand="0" w:firstRowFirstColumn="0" w:firstRowLastColumn="0" w:lastRowFirstColumn="0" w:lastRowLastColumn="0"/>
+              <w:rPr>
+                <w:sz w:val="16"/>
+                <w:szCs w:val="16"/>
+              </w:rPr>
+            </w:pPr>
+            <w:r>
+              <w:rPr>
+                <w:sz w:val="16"/>
+                <w:szCs w:val="16"/>
+              </w:rPr>
+              <w:t>03-Project_Objective_Data_Timeline</w:t>
+            </w:r>
+            <w:r>
+              <w:rPr>
+                <w:sz w:val="16"/>
+                <w:szCs w:val="16"/>
+              </w:rPr>
+              <w:t>*</w:t>
             </w:r>
           </w:p>
         </w:tc>
@@ -326,7 +568,7 @@
         <w:tc>
           <w:tcPr>
             <w:cnfStyle w:val="001000000000" w:firstRow="0" w:lastRow="0" w:firstColumn="1" w:lastColumn="0" w:oddVBand="0" w:evenVBand="0" w:oddHBand="0" w:evenHBand="0" w:firstRowFirstColumn="0" w:firstRowLastColumn="0" w:lastRowFirstColumn="0" w:lastRowLastColumn="0"/>
-            <w:tcW w:w="0" w:type="auto"/>
+            <w:tcW w:w="876" w:type="dxa"/>
             <w:vAlign w:val="center"/>
             <w:hideMark/>
           </w:tcPr>
@@ -335,123 +577,151 @@
               <w:spacing w:after="160" w:line="278" w:lineRule="auto"/>
               <w:jc w:val="center"/>
               <w:rPr>
-                <w:sz w:val="18"/>
-                <w:szCs w:val="18"/>
+                <w:sz w:val="16"/>
+                <w:szCs w:val="16"/>
               </w:rPr>
             </w:pPr>
             <w:r>
               <w:rPr>
-                <w:sz w:val="18"/>
-                <w:szCs w:val="18"/>
-              </w:rPr>
-              <w:t>Week 1 (Days 1–7)</w:t>
+                <w:sz w:val="16"/>
+                <w:szCs w:val="16"/>
+              </w:rPr>
+              <w:t xml:space="preserve">April </w:t>
+            </w:r>
+            <w:r>
+              <w:rPr>
+                <w:sz w:val="16"/>
+                <w:szCs w:val="16"/>
+              </w:rPr>
+              <w:t>Week 2</w:t>
             </w:r>
           </w:p>
         </w:tc>
         <w:tc>
           <w:tcPr>
-            <w:tcW w:w="0" w:type="auto"/>
+            <w:tcW w:w="2331" w:type="dxa"/>
+            <w:shd w:val="clear" w:color="auto" w:fill="C1F0C7" w:themeFill="accent3" w:themeFillTint="33"/>
             <w:vAlign w:val="center"/>
             <w:hideMark/>
           </w:tcPr>
           <w:p>
             <w:pPr>
               <w:spacing w:after="160" w:line="278" w:lineRule="auto"/>
+              <w:jc w:val="center"/>
               <w:cnfStyle w:val="000000000000" w:firstRow="0" w:lastRow="0" w:firstColumn="0" w:lastColumn="0" w:oddVBand="0" w:evenVBand="0" w:oddHBand="0" w:evenHBand="0" w:firstRowFirstColumn="0" w:firstRowLastColumn="0" w:lastRowFirstColumn="0" w:lastRowLastColumn="0"/>
               <w:rPr>
-                <w:sz w:val="18"/>
-                <w:szCs w:val="18"/>
+                <w:sz w:val="16"/>
+                <w:szCs w:val="16"/>
               </w:rPr>
             </w:pPr>
             <w:r>
               <w:rPr>
-                <w:sz w:val="18"/>
-                <w:szCs w:val="18"/>
-              </w:rPr>
-              <w:t>- Define project objectives, scope, and research questions</w:t>
-            </w:r>
-            <w:r>
-              <w:rPr>
-                <w:sz w:val="18"/>
-                <w:szCs w:val="18"/>
+                <w:sz w:val="16"/>
+                <w:szCs w:val="16"/>
+              </w:rPr>
+              <w:t>- Import and integrate data (CSV and GeoJSON files)</w:t>
+            </w:r>
+            <w:r>
+              <w:rPr>
+                <w:sz w:val="16"/>
+                <w:szCs w:val="16"/>
               </w:rPr>
               <w:br/>
-              <w:t>- Inventory available datasets</w:t>
-            </w:r>
-            <w:r>
-              <w:rPr>
-                <w:sz w:val="18"/>
-                <w:szCs w:val="18"/>
+              <w:t>- Map geospatial boundaries to NYC neighborhoods</w:t>
+            </w:r>
+            <w:r>
+              <w:rPr>
+                <w:sz w:val="16"/>
+                <w:szCs w:val="16"/>
               </w:rPr>
               <w:br/>
-              <w:t>- Set up project repository and tools</w:t>
+              <w:t>- Clean and preprocess data</w:t>
             </w:r>
           </w:p>
         </w:tc>
         <w:tc>
           <w:tcPr>
-            <w:tcW w:w="0" w:type="auto"/>
+            <w:tcW w:w="2322" w:type="dxa"/>
+            <w:shd w:val="clear" w:color="auto" w:fill="C1F0C7" w:themeFill="accent3" w:themeFillTint="33"/>
             <w:vAlign w:val="center"/>
             <w:hideMark/>
           </w:tcPr>
           <w:p>
             <w:pPr>
               <w:spacing w:after="160" w:line="278" w:lineRule="auto"/>
+              <w:jc w:val="center"/>
               <w:cnfStyle w:val="000000000000" w:firstRow="0" w:lastRow="0" w:firstColumn="0" w:lastColumn="0" w:oddVBand="0" w:evenVBand="0" w:oddHBand="0" w:evenHBand="0" w:firstRowFirstColumn="0" w:firstRowLastColumn="0" w:lastRowFirstColumn="0" w:lastRowLastColumn="0"/>
               <w:rPr>
-                <w:sz w:val="18"/>
-                <w:szCs w:val="18"/>
+                <w:sz w:val="16"/>
+                <w:szCs w:val="16"/>
               </w:rPr>
             </w:pPr>
             <w:r>
               <w:rPr>
-                <w:sz w:val="18"/>
-                <w:szCs w:val="18"/>
-              </w:rPr>
-              <w:t>Establish a clear plan and understanding of the project scope; prepare the foundation for data analysis</w:t>
+                <w:sz w:val="16"/>
+                <w:szCs w:val="16"/>
+              </w:rPr>
+              <w:t>Ensure data is merged, cleaned, and formatted consistently; create initial features for analysis</w:t>
             </w:r>
           </w:p>
         </w:tc>
         <w:tc>
           <w:tcPr>
-            <w:tcW w:w="0" w:type="auto"/>
+            <w:tcW w:w="2225" w:type="dxa"/>
+            <w:shd w:val="clear" w:color="auto" w:fill="C1F0C7" w:themeFill="accent3" w:themeFillTint="33"/>
             <w:vAlign w:val="center"/>
             <w:hideMark/>
           </w:tcPr>
           <w:p>
             <w:pPr>
               <w:spacing w:after="160" w:line="278" w:lineRule="auto"/>
+              <w:jc w:val="center"/>
               <w:cnfStyle w:val="000000000000" w:firstRow="0" w:lastRow="0" w:firstColumn="0" w:lastColumn="0" w:oddVBand="0" w:evenVBand="0" w:oddHBand="0" w:evenHBand="0" w:firstRowFirstColumn="0" w:firstRowLastColumn="0" w:lastRowFirstColumn="0" w:lastRowLastColumn="0"/>
               <w:rPr>
-                <w:sz w:val="18"/>
-                <w:szCs w:val="18"/>
+                <w:sz w:val="16"/>
+                <w:szCs w:val="16"/>
               </w:rPr>
             </w:pPr>
             <w:r>
               <w:rPr>
-                <w:sz w:val="18"/>
-                <w:szCs w:val="18"/>
-              </w:rPr>
-              <w:t xml:space="preserve">Project documentation, meeting notes, NYC_AQ.csv, NYC_PM*.csv, </w:t>
-            </w:r>
+                <w:sz w:val="16"/>
+                <w:szCs w:val="16"/>
+              </w:rPr>
+              <w:t>Imported CSVs and GeoJSON; Python libraries for data cleaning and merging</w:t>
+            </w:r>
+          </w:p>
+        </w:tc>
+        <w:tc>
+          <w:tcPr>
+            <w:tcW w:w="2861" w:type="dxa"/>
+            <w:shd w:val="clear" w:color="auto" w:fill="C1F0C7" w:themeFill="accent3" w:themeFillTint="33"/>
+            <w:vAlign w:val="center"/>
+          </w:tcPr>
+          <w:p>
+            <w:pPr>
+              <w:jc w:val="center"/>
+              <w:cnfStyle w:val="000000000000" w:firstRow="0" w:lastRow="0" w:firstColumn="0" w:lastColumn="0" w:oddVBand="0" w:evenVBand="0" w:oddHBand="0" w:evenHBand="0" w:firstRowFirstColumn="0" w:firstRowLastColumn="0" w:lastRowFirstColumn="0" w:lastRowLastColumn="0"/>
+              <w:rPr>
+                <w:sz w:val="16"/>
+                <w:szCs w:val="16"/>
+              </w:rPr>
+            </w:pPr>
             <w:proofErr w:type="spellStart"/>
             <w:r>
               <w:rPr>
-                <w:sz w:val="18"/>
-                <w:szCs w:val="18"/>
-              </w:rPr>
-              <w:t>nyc_</w:t>
-            </w:r>
-            <w:proofErr w:type="gramStart"/>
-            <w:r>
-              <w:rPr>
-                <w:sz w:val="18"/>
-                <w:szCs w:val="18"/>
-              </w:rPr>
-              <w:t>polygon.geojson</w:t>
+                <w:sz w:val="16"/>
+                <w:szCs w:val="16"/>
+              </w:rPr>
+              <w:t>Merge_Clean_All_NYC_Files</w:t>
             </w:r>
             <w:proofErr w:type="spellEnd"/>
-            <w:proofErr w:type="gramEnd"/>
+            <w:r>
+              <w:rPr>
+                <w:sz w:val="16"/>
+                <w:szCs w:val="16"/>
+              </w:rPr>
+              <w:t>**</w:t>
+            </w:r>
           </w:p>
         </w:tc>
       </w:tr>
@@ -459,7 +729,7 @@
         <w:tc>
           <w:tcPr>
             <w:cnfStyle w:val="001000000000" w:firstRow="0" w:lastRow="0" w:firstColumn="1" w:lastColumn="0" w:oddVBand="0" w:evenVBand="0" w:oddHBand="0" w:evenHBand="0" w:firstRowFirstColumn="0" w:firstRowLastColumn="0" w:lastRowFirstColumn="0" w:lastRowLastColumn="0"/>
-            <w:tcW w:w="0" w:type="auto"/>
+            <w:tcW w:w="876" w:type="dxa"/>
             <w:vAlign w:val="center"/>
             <w:hideMark/>
           </w:tcPr>
@@ -468,137 +738,131 @@
               <w:spacing w:after="160" w:line="278" w:lineRule="auto"/>
               <w:jc w:val="center"/>
               <w:rPr>
-                <w:sz w:val="18"/>
-                <w:szCs w:val="18"/>
+                <w:sz w:val="16"/>
+                <w:szCs w:val="16"/>
               </w:rPr>
             </w:pPr>
             <w:r>
               <w:rPr>
-                <w:sz w:val="18"/>
-                <w:szCs w:val="18"/>
-              </w:rPr>
-              <w:t>Week 2 (Days 8–14)</w:t>
+                <w:sz w:val="16"/>
+                <w:szCs w:val="16"/>
+              </w:rPr>
+              <w:t xml:space="preserve">April </w:t>
+            </w:r>
+            <w:r>
+              <w:rPr>
+                <w:sz w:val="16"/>
+                <w:szCs w:val="16"/>
+              </w:rPr>
+              <w:t>Week 3</w:t>
             </w:r>
           </w:p>
         </w:tc>
         <w:tc>
           <w:tcPr>
-            <w:tcW w:w="0" w:type="auto"/>
+            <w:tcW w:w="2331" w:type="dxa"/>
             <w:vAlign w:val="center"/>
             <w:hideMark/>
           </w:tcPr>
           <w:p>
             <w:pPr>
               <w:spacing w:after="160" w:line="278" w:lineRule="auto"/>
+              <w:jc w:val="center"/>
               <w:cnfStyle w:val="000000000000" w:firstRow="0" w:lastRow="0" w:firstColumn="0" w:lastColumn="0" w:oddVBand="0" w:evenVBand="0" w:oddHBand="0" w:evenHBand="0" w:firstRowFirstColumn="0" w:firstRowLastColumn="0" w:lastRowFirstColumn="0" w:lastRowLastColumn="0"/>
               <w:rPr>
-                <w:sz w:val="18"/>
-                <w:szCs w:val="18"/>
+                <w:sz w:val="16"/>
+                <w:szCs w:val="16"/>
               </w:rPr>
             </w:pPr>
             <w:r>
               <w:rPr>
-                <w:sz w:val="18"/>
-                <w:szCs w:val="18"/>
-              </w:rPr>
-              <w:t xml:space="preserve">- Import and integrate data (CSV and </w:t>
-            </w:r>
-            <w:proofErr w:type="spellStart"/>
-            <w:r>
-              <w:rPr>
-                <w:sz w:val="18"/>
-                <w:szCs w:val="18"/>
-              </w:rPr>
-              <w:t>GeoJSON</w:t>
-            </w:r>
-            <w:proofErr w:type="spellEnd"/>
-            <w:r>
-              <w:rPr>
-                <w:sz w:val="18"/>
-                <w:szCs w:val="18"/>
-              </w:rPr>
-              <w:t xml:space="preserve"> files)</w:t>
-            </w:r>
-            <w:r>
-              <w:rPr>
-                <w:sz w:val="18"/>
-                <w:szCs w:val="18"/>
+                <w:sz w:val="16"/>
+                <w:szCs w:val="16"/>
+              </w:rPr>
+              <w:t>- Perform exploratory data analysis (EDA): descriptive stats, histograms, box plots, time-series graphs</w:t>
+            </w:r>
+            <w:r>
+              <w:rPr>
+                <w:sz w:val="16"/>
+                <w:szCs w:val="16"/>
               </w:rPr>
               <w:br/>
-              <w:t>- Map geospatial boundaries to NYC neighborhoods</w:t>
-            </w:r>
-            <w:r>
-              <w:rPr>
-                <w:sz w:val="18"/>
-                <w:szCs w:val="18"/>
+              <w:t>- Conduct correlation analysis</w:t>
+            </w:r>
+            <w:r>
+              <w:rPr>
+                <w:sz w:val="16"/>
+                <w:szCs w:val="16"/>
               </w:rPr>
               <w:br/>
-              <w:t>- Clean and preprocess data</w:t>
+              <w:t>- Begin initial clustering/regression modeling</w:t>
             </w:r>
           </w:p>
         </w:tc>
         <w:tc>
           <w:tcPr>
-            <w:tcW w:w="0" w:type="auto"/>
+            <w:tcW w:w="2322" w:type="dxa"/>
             <w:vAlign w:val="center"/>
             <w:hideMark/>
           </w:tcPr>
           <w:p>
             <w:pPr>
               <w:spacing w:after="160" w:line="278" w:lineRule="auto"/>
+              <w:jc w:val="center"/>
               <w:cnfStyle w:val="000000000000" w:firstRow="0" w:lastRow="0" w:firstColumn="0" w:lastColumn="0" w:oddVBand="0" w:evenVBand="0" w:oddHBand="0" w:evenHBand="0" w:firstRowFirstColumn="0" w:firstRowLastColumn="0" w:lastRowFirstColumn="0" w:lastRowLastColumn="0"/>
               <w:rPr>
-                <w:sz w:val="18"/>
-                <w:szCs w:val="18"/>
+                <w:sz w:val="16"/>
+                <w:szCs w:val="16"/>
               </w:rPr>
             </w:pPr>
             <w:r>
               <w:rPr>
-                <w:sz w:val="18"/>
-                <w:szCs w:val="18"/>
-              </w:rPr>
-              <w:t>Ensure data is merged, cleaned, and formatted consistently; create initial features for analysis</w:t>
+                <w:sz w:val="16"/>
+                <w:szCs w:val="16"/>
+              </w:rPr>
+              <w:t>Identify key patterns and trends in mobility and air quality; gain insights to guide further modeling</w:t>
             </w:r>
           </w:p>
         </w:tc>
         <w:tc>
           <w:tcPr>
-            <w:tcW w:w="0" w:type="auto"/>
+            <w:tcW w:w="2225" w:type="dxa"/>
             <w:vAlign w:val="center"/>
             <w:hideMark/>
           </w:tcPr>
           <w:p>
             <w:pPr>
               <w:spacing w:after="160" w:line="278" w:lineRule="auto"/>
+              <w:jc w:val="center"/>
               <w:cnfStyle w:val="000000000000" w:firstRow="0" w:lastRow="0" w:firstColumn="0" w:lastColumn="0" w:oddVBand="0" w:evenVBand="0" w:oddHBand="0" w:evenHBand="0" w:firstRowFirstColumn="0" w:firstRowLastColumn="0" w:lastRowFirstColumn="0" w:lastRowLastColumn="0"/>
               <w:rPr>
-                <w:sz w:val="18"/>
-                <w:szCs w:val="18"/>
+                <w:sz w:val="16"/>
+                <w:szCs w:val="16"/>
               </w:rPr>
             </w:pPr>
             <w:r>
               <w:rPr>
-                <w:sz w:val="18"/>
-                <w:szCs w:val="18"/>
-              </w:rPr>
-              <w:t xml:space="preserve">Imported CSVs and </w:t>
-            </w:r>
-            <w:proofErr w:type="spellStart"/>
-            <w:r>
-              <w:rPr>
-                <w:sz w:val="18"/>
-                <w:szCs w:val="18"/>
-              </w:rPr>
-              <w:t>GeoJSON</w:t>
-            </w:r>
-            <w:proofErr w:type="spellEnd"/>
-            <w:r>
-              <w:rPr>
-                <w:sz w:val="18"/>
-                <w:szCs w:val="18"/>
-              </w:rPr>
-              <w:t>; Python libraries for data cleaning and merging</w:t>
-            </w:r>
+                <w:sz w:val="16"/>
+                <w:szCs w:val="16"/>
+              </w:rPr>
+              <w:t>Cleaned dataset; visualization tools (e.g., matplotlib); statistical analysis libraries</w:t>
+            </w:r>
+          </w:p>
+        </w:tc>
+        <w:tc>
+          <w:tcPr>
+            <w:tcW w:w="2861" w:type="dxa"/>
+            <w:vAlign w:val="center"/>
+          </w:tcPr>
+          <w:p>
+            <w:pPr>
+              <w:jc w:val="center"/>
+              <w:cnfStyle w:val="000000000000" w:firstRow="0" w:lastRow="0" w:firstColumn="0" w:lastColumn="0" w:oddVBand="0" w:evenVBand="0" w:oddHBand="0" w:evenHBand="0" w:firstRowFirstColumn="0" w:firstRowLastColumn="0" w:lastRowFirstColumn="0" w:lastRowLastColumn="0"/>
+              <w:rPr>
+                <w:sz w:val="16"/>
+                <w:szCs w:val="16"/>
+              </w:rPr>
+            </w:pPr>
           </w:p>
         </w:tc>
       </w:tr>
@@ -606,7 +870,7 @@
         <w:tc>
           <w:tcPr>
             <w:cnfStyle w:val="001000000000" w:firstRow="0" w:lastRow="0" w:firstColumn="1" w:lastColumn="0" w:oddVBand="0" w:evenVBand="0" w:oddHBand="0" w:evenHBand="0" w:firstRowFirstColumn="0" w:firstRowLastColumn="0" w:lastRowFirstColumn="0" w:lastRowLastColumn="0"/>
-            <w:tcW w:w="0" w:type="auto"/>
+            <w:tcW w:w="876" w:type="dxa"/>
             <w:vAlign w:val="center"/>
             <w:hideMark/>
           </w:tcPr>
@@ -615,113 +879,29 @@
               <w:spacing w:after="160" w:line="278" w:lineRule="auto"/>
               <w:jc w:val="center"/>
               <w:rPr>
-                <w:sz w:val="18"/>
-                <w:szCs w:val="18"/>
+                <w:sz w:val="16"/>
+                <w:szCs w:val="16"/>
               </w:rPr>
             </w:pPr>
             <w:r>
               <w:rPr>
-                <w:sz w:val="18"/>
-                <w:szCs w:val="18"/>
-              </w:rPr>
-              <w:t>Week 3 (Days 15–21)</w:t>
+                <w:sz w:val="16"/>
+                <w:szCs w:val="16"/>
+              </w:rPr>
+              <w:t xml:space="preserve">April </w:t>
+            </w:r>
+            <w:r>
+              <w:rPr>
+                <w:sz w:val="16"/>
+                <w:szCs w:val="16"/>
+              </w:rPr>
+              <w:t>Week 4</w:t>
             </w:r>
           </w:p>
         </w:tc>
         <w:tc>
           <w:tcPr>
-            <w:tcW w:w="0" w:type="auto"/>
-            <w:vAlign w:val="center"/>
-            <w:hideMark/>
-          </w:tcPr>
-          <w:p>
-            <w:pPr>
-              <w:spacing w:after="160" w:line="278" w:lineRule="auto"/>
-              <w:cnfStyle w:val="000000000000" w:firstRow="0" w:lastRow="0" w:firstColumn="0" w:lastColumn="0" w:oddVBand="0" w:evenVBand="0" w:oddHBand="0" w:evenHBand="0" w:firstRowFirstColumn="0" w:firstRowLastColumn="0" w:lastRowFirstColumn="0" w:lastRowLastColumn="0"/>
-              <w:rPr>
-                <w:sz w:val="18"/>
-                <w:szCs w:val="18"/>
-              </w:rPr>
-            </w:pPr>
-            <w:r>
-              <w:rPr>
-                <w:sz w:val="18"/>
-                <w:szCs w:val="18"/>
-              </w:rPr>
-              <w:t>- Perform exploratory data analysis (EDA): descriptive stats, histograms, box plots, time-series graphs</w:t>
-            </w:r>
-            <w:r>
-              <w:rPr>
-                <w:sz w:val="18"/>
-                <w:szCs w:val="18"/>
-              </w:rPr>
-              <w:br/>
-              <w:t>- Conduct correlation analysis</w:t>
-            </w:r>
-            <w:r>
-              <w:rPr>
-                <w:sz w:val="18"/>
-                <w:szCs w:val="18"/>
-              </w:rPr>
-              <w:br/>
-              <w:t>- Begin initial clustering/regression modeling</w:t>
-            </w:r>
-          </w:p>
-        </w:tc>
-        <w:tc>
-          <w:tcPr>
-            <w:tcW w:w="0" w:type="auto"/>
-            <w:vAlign w:val="center"/>
-            <w:hideMark/>
-          </w:tcPr>
-          <w:p>
-            <w:pPr>
-              <w:spacing w:after="160" w:line="278" w:lineRule="auto"/>
-              <w:cnfStyle w:val="000000000000" w:firstRow="0" w:lastRow="0" w:firstColumn="0" w:lastColumn="0" w:oddVBand="0" w:evenVBand="0" w:oddHBand="0" w:evenHBand="0" w:firstRowFirstColumn="0" w:firstRowLastColumn="0" w:lastRowFirstColumn="0" w:lastRowLastColumn="0"/>
-              <w:rPr>
-                <w:sz w:val="18"/>
-                <w:szCs w:val="18"/>
-              </w:rPr>
-            </w:pPr>
-            <w:r>
-              <w:rPr>
-                <w:sz w:val="18"/>
-                <w:szCs w:val="18"/>
-              </w:rPr>
-              <w:t>Identify key patterns and trends in mobility and air quality; gain insights to guide further modeling</w:t>
-            </w:r>
-          </w:p>
-        </w:tc>
-        <w:tc>
-          <w:tcPr>
-            <w:tcW w:w="0" w:type="auto"/>
-            <w:vAlign w:val="center"/>
-            <w:hideMark/>
-          </w:tcPr>
-          <w:p>
-            <w:pPr>
-              <w:spacing w:after="160" w:line="278" w:lineRule="auto"/>
-              <w:cnfStyle w:val="000000000000" w:firstRow="0" w:lastRow="0" w:firstColumn="0" w:lastColumn="0" w:oddVBand="0" w:evenVBand="0" w:oddHBand="0" w:evenHBand="0" w:firstRowFirstColumn="0" w:firstRowLastColumn="0" w:lastRowFirstColumn="0" w:lastRowLastColumn="0"/>
-              <w:rPr>
-                <w:sz w:val="18"/>
-                <w:szCs w:val="18"/>
-              </w:rPr>
-            </w:pPr>
-            <w:r>
-              <w:rPr>
-                <w:sz w:val="18"/>
-                <w:szCs w:val="18"/>
-              </w:rPr>
-              <w:t>Cleaned dataset; visualization tools (e.g., matplotlib); statistical analysis libraries</w:t>
-            </w:r>
-          </w:p>
-        </w:tc>
-      </w:tr>
-      <w:tr>
-        <w:tc>
-          <w:tcPr>
-            <w:cnfStyle w:val="001000000000" w:firstRow="0" w:lastRow="0" w:firstColumn="1" w:lastColumn="0" w:oddVBand="0" w:evenVBand="0" w:oddHBand="0" w:evenHBand="0" w:firstRowFirstColumn="0" w:firstRowLastColumn="0" w:lastRowFirstColumn="0" w:lastRowLastColumn="0"/>
-            <w:tcW w:w="0" w:type="auto"/>
+            <w:tcW w:w="2331" w:type="dxa"/>
             <w:vAlign w:val="center"/>
             <w:hideMark/>
           </w:tcPr>
@@ -729,106 +909,101 @@
             <w:pPr>
               <w:spacing w:after="160" w:line="278" w:lineRule="auto"/>
               <w:jc w:val="center"/>
-              <w:rPr>
-                <w:sz w:val="18"/>
-                <w:szCs w:val="18"/>
+              <w:cnfStyle w:val="000000000000" w:firstRow="0" w:lastRow="0" w:firstColumn="0" w:lastColumn="0" w:oddVBand="0" w:evenVBand="0" w:oddHBand="0" w:evenHBand="0" w:firstRowFirstColumn="0" w:firstRowLastColumn="0" w:lastRowFirstColumn="0" w:lastRowLastColumn="0"/>
+              <w:rPr>
+                <w:sz w:val="16"/>
+                <w:szCs w:val="16"/>
               </w:rPr>
             </w:pPr>
             <w:r>
               <w:rPr>
-                <w:sz w:val="18"/>
-                <w:szCs w:val="18"/>
-              </w:rPr>
-              <w:t>Week 4 (Days 22–30)</w:t>
+                <w:sz w:val="16"/>
+                <w:szCs w:val="16"/>
+              </w:rPr>
+              <w:t>- Refine clustering and regression models</w:t>
+            </w:r>
+            <w:r>
+              <w:rPr>
+                <w:sz w:val="16"/>
+                <w:szCs w:val="16"/>
+              </w:rPr>
+              <w:br/>
+              <w:t>- Develop final visualizations (bar charts, heatmaps, geospatial overlays)</w:t>
+            </w:r>
+            <w:r>
+              <w:rPr>
+                <w:sz w:val="16"/>
+                <w:szCs w:val="16"/>
+              </w:rPr>
+              <w:br/>
+              <w:t>- Draft final report and prepare presentation</w:t>
             </w:r>
           </w:p>
         </w:tc>
         <w:tc>
           <w:tcPr>
-            <w:tcW w:w="0" w:type="auto"/>
+            <w:tcW w:w="2322" w:type="dxa"/>
             <w:vAlign w:val="center"/>
             <w:hideMark/>
           </w:tcPr>
           <w:p>
             <w:pPr>
               <w:spacing w:after="160" w:line="278" w:lineRule="auto"/>
+              <w:jc w:val="center"/>
               <w:cnfStyle w:val="000000000000" w:firstRow="0" w:lastRow="0" w:firstColumn="0" w:lastColumn="0" w:oddVBand="0" w:evenVBand="0" w:oddHBand="0" w:evenHBand="0" w:firstRowFirstColumn="0" w:firstRowLastColumn="0" w:lastRowFirstColumn="0" w:lastRowLastColumn="0"/>
               <w:rPr>
-                <w:sz w:val="18"/>
-                <w:szCs w:val="18"/>
+                <w:sz w:val="16"/>
+                <w:szCs w:val="16"/>
               </w:rPr>
             </w:pPr>
             <w:r>
               <w:rPr>
-                <w:sz w:val="18"/>
-                <w:szCs w:val="18"/>
-              </w:rPr>
-              <w:t>- Refine clustering and regression models</w:t>
-            </w:r>
-            <w:r>
-              <w:rPr>
-                <w:sz w:val="18"/>
-                <w:szCs w:val="18"/>
-              </w:rPr>
-              <w:br/>
-              <w:t>- Develop final visualizations (bar charts, heatmaps, geospatial overlays)</w:t>
-            </w:r>
-            <w:r>
-              <w:rPr>
-                <w:sz w:val="18"/>
-                <w:szCs w:val="18"/>
-              </w:rPr>
-              <w:br/>
-              <w:t>- Draft final report and prepare presentation</w:t>
+                <w:sz w:val="16"/>
+                <w:szCs w:val="16"/>
+              </w:rPr>
+              <w:t>Finalize models and visuals; compile and communicate insights, trends, and neighborhood-specific recommendations</w:t>
             </w:r>
           </w:p>
         </w:tc>
         <w:tc>
           <w:tcPr>
-            <w:tcW w:w="0" w:type="auto"/>
+            <w:tcW w:w="2225" w:type="dxa"/>
             <w:vAlign w:val="center"/>
             <w:hideMark/>
           </w:tcPr>
           <w:p>
             <w:pPr>
               <w:spacing w:after="160" w:line="278" w:lineRule="auto"/>
+              <w:jc w:val="center"/>
               <w:cnfStyle w:val="000000000000" w:firstRow="0" w:lastRow="0" w:firstColumn="0" w:lastColumn="0" w:oddVBand="0" w:evenVBand="0" w:oddHBand="0" w:evenHBand="0" w:firstRowFirstColumn="0" w:firstRowLastColumn="0" w:lastRowFirstColumn="0" w:lastRowLastColumn="0"/>
               <w:rPr>
-                <w:sz w:val="18"/>
-                <w:szCs w:val="18"/>
+                <w:sz w:val="16"/>
+                <w:szCs w:val="16"/>
               </w:rPr>
             </w:pPr>
             <w:r>
               <w:rPr>
-                <w:sz w:val="18"/>
-                <w:szCs w:val="18"/>
-              </w:rPr>
-              <w:t>Finalize models and visuals; compile and communicate insights, trends, and neighborhood-specific recommendations</w:t>
+                <w:sz w:val="16"/>
+                <w:szCs w:val="16"/>
+              </w:rPr>
+              <w:t>Modeling outputs; visualization tools; reporting templates and presentation software</w:t>
             </w:r>
           </w:p>
         </w:tc>
         <w:tc>
           <w:tcPr>
-            <w:tcW w:w="0" w:type="auto"/>
+            <w:tcW w:w="2861" w:type="dxa"/>
             <w:vAlign w:val="center"/>
-            <w:hideMark/>
           </w:tcPr>
           <w:p>
             <w:pPr>
-              <w:spacing w:after="160" w:line="278" w:lineRule="auto"/>
+              <w:jc w:val="center"/>
               <w:cnfStyle w:val="000000000000" w:firstRow="0" w:lastRow="0" w:firstColumn="0" w:lastColumn="0" w:oddVBand="0" w:evenVBand="0" w:oddHBand="0" w:evenHBand="0" w:firstRowFirstColumn="0" w:firstRowLastColumn="0" w:lastRowFirstColumn="0" w:lastRowLastColumn="0"/>
               <w:rPr>
-                <w:sz w:val="18"/>
-                <w:szCs w:val="18"/>
+                <w:sz w:val="16"/>
+                <w:szCs w:val="16"/>
               </w:rPr>
             </w:pPr>
-            <w:r>
-              <w:rPr>
-                <w:sz w:val="18"/>
-                <w:szCs w:val="18"/>
-              </w:rPr>
-              <w:t>Modeling outputs; visualization tools; reporting templates and presentation software</w:t>
-            </w:r>
           </w:p>
         </w:tc>
       </w:tr>
@@ -845,8 +1020,80 @@
           <w:sz w:val="18"/>
           <w:szCs w:val="18"/>
         </w:rPr>
+        <w:t xml:space="preserve">* Located in </w:t>
+      </w:r>
+      <w:r>
+        <w:rPr>
+          <w:sz w:val="18"/>
+          <w:szCs w:val="18"/>
+        </w:rPr>
+        <w:t>Documentation</w:t>
+      </w:r>
+      <w:r>
+        <w:rPr>
+          <w:sz w:val="18"/>
+          <w:szCs w:val="18"/>
+        </w:rPr>
+        <w:t xml:space="preserve"> folder</w:t>
+      </w:r>
+    </w:p>
+    <w:p>
+      <w:pPr>
+        <w:rPr>
+          <w:sz w:val="18"/>
+          <w:szCs w:val="18"/>
+        </w:rPr>
+      </w:pPr>
+      <w:r>
+        <w:rPr>
+          <w:sz w:val="18"/>
+          <w:szCs w:val="18"/>
+        </w:rPr>
+        <w:t xml:space="preserve">** </w:t>
+      </w:r>
+      <w:r>
+        <w:rPr>
+          <w:sz w:val="18"/>
+          <w:szCs w:val="18"/>
+        </w:rPr>
+        <w:t xml:space="preserve">Located in </w:t>
+      </w:r>
+      <w:r>
+        <w:rPr>
+          <w:sz w:val="18"/>
+          <w:szCs w:val="18"/>
+        </w:rPr>
+        <w:t>Code</w:t>
+      </w:r>
+      <w:r>
+        <w:rPr>
+          <w:sz w:val="18"/>
+          <w:szCs w:val="18"/>
+        </w:rPr>
+        <w:t xml:space="preserve"> </w:t>
+      </w:r>
+      <w:r>
+        <w:rPr>
+          <w:sz w:val="18"/>
+          <w:szCs w:val="18"/>
+        </w:rPr>
+        <w:t>folder</w:t>
+      </w:r>
+    </w:p>
+    <w:p>
+      <w:pPr>
+        <w:rPr>
+          <w:sz w:val="18"/>
+          <w:szCs w:val="18"/>
+        </w:rPr>
+      </w:pPr>
+      <w:r>
+        <w:rPr>
+          <w:sz w:val="18"/>
+          <w:szCs w:val="18"/>
+        </w:rPr>
         <w:pict w14:anchorId="3D7C2BA6">
-          <v:rect id="_x0000_i1038" style="width:0;height:1.5pt" o:hralign="center" o:hrstd="t" o:hr="t" fillcolor="#a0a0a0" stroked="f"/>
+          <v:rect id="_x0000_i1026" style="width:0;height:1.5pt" o:hralign="center" o:hrstd="t" o:hr="t" fillcolor="#a0a0a0" stroked="f"/>
         </w:pict>
       </w:r>
     </w:p>
@@ -1620,6 +1867,7 @@
   <w:style w:type="character" w:default="1" w:styleId="DefaultParagraphFont">
     <w:name w:val="Default Paragraph Font"/>
     <w:uiPriority w:val="1"/>
+    <w:semiHidden/>
     <w:unhideWhenUsed/>
   </w:style>
   <w:style w:type="table" w:default="1" w:styleId="TableNormal">

--- a/Documentation/03-Project_Objective_Data_Timeline.docx
+++ b/Documentation/03-Project_Objective_Data_Timeline.docx
@@ -200,6 +200,13 @@
           <w:bCs/>
         </w:rPr>
         <w:t>Timeline Tasks Table</w:t>
+      </w:r>
+      <w:r>
+        <w:rPr>
+          <w:b/>
+          <w:bCs/>
+        </w:rPr>
+        <w:t>:</w:t>
       </w:r>
     </w:p>
     <w:tbl>
@@ -471,17 +478,8 @@
                 <w:sz w:val="16"/>
                 <w:szCs w:val="16"/>
               </w:rPr>
-              <w:t>Project documentation, meeting notes, NYC_AQ.csv, NYC_PM*.csv, nyc_</w:t>
-            </w:r>
-            <w:proofErr w:type="gramStart"/>
-            <w:r>
-              <w:rPr>
-                <w:sz w:val="16"/>
-                <w:szCs w:val="16"/>
-              </w:rPr>
-              <w:t>polygon.geojson</w:t>
-            </w:r>
-            <w:proofErr w:type="gramEnd"/>
+              <w:t>Project documentation, meeting notes, NYC_AQ.csv, NYC_PM*.csv, nyc_polygon.geojson</w:t>
+            </w:r>
           </w:p>
         </w:tc>
         <w:tc>
@@ -553,6 +551,30 @@
                 <w:szCs w:val="16"/>
               </w:rPr>
               <w:t>03-Project_Objective_Data_Timeline</w:t>
+            </w:r>
+            <w:r>
+              <w:rPr>
+                <w:sz w:val="16"/>
+                <w:szCs w:val="16"/>
+              </w:rPr>
+              <w:t>*</w:t>
+            </w:r>
+          </w:p>
+          <w:p>
+            <w:pPr>
+              <w:jc w:val="center"/>
+              <w:cnfStyle w:val="000000000000" w:firstRow="0" w:lastRow="0" w:firstColumn="0" w:lastColumn="0" w:oddVBand="0" w:evenVBand="0" w:oddHBand="0" w:evenHBand="0" w:firstRowFirstColumn="0" w:firstRowLastColumn="0" w:lastRowFirstColumn="0" w:lastRowLastColumn="0"/>
+              <w:rPr>
+                <w:sz w:val="16"/>
+                <w:szCs w:val="16"/>
+              </w:rPr>
+            </w:pPr>
+            <w:r>
+              <w:rPr>
+                <w:sz w:val="16"/>
+                <w:szCs w:val="16"/>
+              </w:rPr>
+              <w:t>04-Related_Work</w:t>
             </w:r>
             <w:r>
               <w:rPr>
@@ -706,7 +728,6 @@
                 <w:szCs w:val="16"/>
               </w:rPr>
             </w:pPr>
-            <w:proofErr w:type="spellStart"/>
             <w:r>
               <w:rPr>
                 <w:sz w:val="16"/>
@@ -714,7 +735,6 @@
               </w:rPr>
               <w:t>Merge_Clean_All_NYC_Files</w:t>
             </w:r>
-            <w:proofErr w:type="spellEnd"/>
             <w:r>
               <w:rPr>
                 <w:sz w:val="16"/>
